--- a/SMC_Request_1.docx
+++ b/SMC_Request_1.docx
@@ -5,14 +5,7 @@
     <w:p>
       <w:pPr>
         <w:spacing w:before="100" w:beforeAutospacing="1" w:after="100" w:afterAutospacing="1" w:line="240" w:lineRule="auto"/>
-        <w:ind w:left="6096"/>
-        <w:rPr>
-          <w:rFonts w:ascii="Times New Roman" w:eastAsia="Times New Roman" w:hAnsi="Times New Roman" w:cs="Times New Roman"/>
-          <w:sz w:val="24"/>
-          <w:szCs w:val="24"/>
-        </w:rPr>
-      </w:pPr>
-      <w:r>
+        <w:jc w:val="center"/>
         <w:rPr>
           <w:rFonts w:ascii="Times New Roman" w:eastAsia="Times New Roman" w:hAnsi="Times New Roman" w:cs="Times New Roman"/>
           <w:b/>
@@ -20,9 +13,7 @@
           <w:sz w:val="24"/>
           <w:szCs w:val="24"/>
         </w:rPr>
-        <w:t>Patrick Waweru Mwaura</w:t>
-      </w:r>
-      <w:proofErr w:type="gramStart"/>
+      </w:pPr>
       <w:r>
         <w:rPr>
           <w:rFonts w:ascii="Times New Roman" w:eastAsia="Times New Roman" w:hAnsi="Times New Roman" w:cs="Times New Roman"/>
@@ -30,57 +21,25 @@
           <w:bCs/>
           <w:sz w:val="24"/>
           <w:szCs w:val="24"/>
-        </w:rPr>
-        <w:t>,</w:t>
-      </w:r>
-      <w:proofErr w:type="gramEnd"/>
-      <w:r>
-        <w:rPr>
-          <w:rFonts w:ascii="Times New Roman" w:eastAsia="Times New Roman" w:hAnsi="Times New Roman" w:cs="Times New Roman"/>
-          <w:sz w:val="24"/>
-          <w:szCs w:val="24"/>
-        </w:rPr>
-        <w:br/>
-        <w:t>Research Scientist</w:t>
-      </w:r>
-      <w:r>
-        <w:rPr>
-          <w:rFonts w:ascii="Times New Roman" w:eastAsia="Times New Roman" w:hAnsi="Times New Roman" w:cs="Times New Roman"/>
-          <w:sz w:val="24"/>
-          <w:szCs w:val="24"/>
-        </w:rPr>
-        <w:t>,</w:t>
-      </w:r>
-      <w:r>
-        <w:rPr>
-          <w:rFonts w:ascii="Times New Roman" w:eastAsia="Times New Roman" w:hAnsi="Times New Roman" w:cs="Times New Roman"/>
-          <w:sz w:val="24"/>
-          <w:szCs w:val="24"/>
-        </w:rPr>
-        <w:br/>
-        <w:t>Data Science &amp; Analytics</w:t>
-      </w:r>
-      <w:r>
-        <w:rPr>
-          <w:rFonts w:ascii="Times New Roman" w:eastAsia="Times New Roman" w:hAnsi="Times New Roman" w:cs="Times New Roman"/>
-          <w:sz w:val="24"/>
-          <w:szCs w:val="24"/>
-        </w:rPr>
-        <w:t>.</w:t>
+          <w:u w:val="single"/>
+        </w:rPr>
+        <w:t>INTERNAL MEMO</w:t>
+      </w:r>
+      <w:r>
+        <w:rPr>
+          <w:rFonts w:ascii="Times New Roman" w:eastAsia="Times New Roman" w:hAnsi="Times New Roman" w:cs="Times New Roman"/>
+          <w:b/>
+          <w:bCs/>
+          <w:sz w:val="24"/>
+          <w:szCs w:val="24"/>
+        </w:rPr>
+        <w:t xml:space="preserve">   </w:t>
       </w:r>
     </w:p>
     <w:p>
       <w:pPr>
         <w:spacing w:before="100" w:beforeAutospacing="1" w:after="100" w:afterAutospacing="1" w:line="240" w:lineRule="auto"/>
-        <w:ind w:left="6096"/>
-        <w:rPr>
-          <w:rFonts w:ascii="Times New Roman" w:eastAsia="Times New Roman" w:hAnsi="Times New Roman" w:cs="Times New Roman"/>
-          <w:sz w:val="24"/>
-          <w:szCs w:val="24"/>
-          <w:u w:val="single"/>
-        </w:rPr>
-      </w:pPr>
-      <w:r>
+        <w:jc w:val="center"/>
         <w:rPr>
           <w:rFonts w:ascii="Times New Roman" w:eastAsia="Times New Roman" w:hAnsi="Times New Roman" w:cs="Times New Roman"/>
           <w:b/>
@@ -89,16 +48,36 @@
           <w:szCs w:val="24"/>
           <w:u w:val="single"/>
         </w:rPr>
-        <w:t>Date:</w:t>
-      </w:r>
-      <w:r>
-        <w:rPr>
-          <w:rFonts w:ascii="Times New Roman" w:eastAsia="Times New Roman" w:hAnsi="Times New Roman" w:cs="Times New Roman"/>
-          <w:sz w:val="24"/>
-          <w:szCs w:val="24"/>
-          <w:u w:val="single"/>
-        </w:rPr>
-        <w:t xml:space="preserve"> April 15, 2026</w:t>
+      </w:pPr>
+      <w:r>
+        <w:rPr>
+          <w:rFonts w:ascii="Times New Roman" w:eastAsia="Times New Roman" w:hAnsi="Times New Roman" w:cs="Times New Roman"/>
+          <w:b/>
+          <w:bCs/>
+          <w:sz w:val="24"/>
+          <w:szCs w:val="24"/>
+        </w:rPr>
+        <w:t xml:space="preserve">                    </w:t>
+      </w:r>
+      <w:r>
+        <w:rPr>
+          <w:rFonts w:ascii="Times New Roman" w:eastAsia="Times New Roman" w:hAnsi="Times New Roman" w:cs="Times New Roman"/>
+          <w:b/>
+          <w:bCs/>
+          <w:sz w:val="24"/>
+          <w:szCs w:val="24"/>
+        </w:rPr>
+        <w:t xml:space="preserve">              </w:t>
+      </w:r>
+      <w:r>
+        <w:rPr>
+          <w:rFonts w:ascii="Times New Roman" w:eastAsia="Times New Roman" w:hAnsi="Times New Roman" w:cs="Times New Roman"/>
+          <w:b/>
+          <w:bCs/>
+          <w:sz w:val="24"/>
+          <w:szCs w:val="24"/>
+        </w:rPr>
+        <w:t xml:space="preserve">   </w:t>
       </w:r>
     </w:p>
     <w:p>
@@ -136,6 +115,56 @@
         </w:rPr>
         <w:t>.</w:t>
       </w:r>
+      <w:r>
+        <w:rPr>
+          <w:rFonts w:ascii="Times New Roman" w:eastAsia="Times New Roman" w:hAnsi="Times New Roman" w:cs="Times New Roman"/>
+          <w:sz w:val="24"/>
+          <w:szCs w:val="24"/>
+        </w:rPr>
+        <w:t xml:space="preserve">                                                                           </w:t>
+      </w:r>
+      <w:r>
+        <w:rPr>
+          <w:rFonts w:ascii="Times New Roman" w:eastAsia="Times New Roman" w:hAnsi="Times New Roman" w:cs="Times New Roman"/>
+          <w:b/>
+          <w:bCs/>
+          <w:sz w:val="24"/>
+          <w:szCs w:val="24"/>
+          <w:u w:val="single"/>
+        </w:rPr>
+        <w:t>Date:</w:t>
+      </w:r>
+      <w:r>
+        <w:rPr>
+          <w:rFonts w:ascii="Times New Roman" w:eastAsia="Times New Roman" w:hAnsi="Times New Roman" w:cs="Times New Roman"/>
+          <w:b/>
+          <w:sz w:val="24"/>
+          <w:szCs w:val="24"/>
+          <w:u w:val="single"/>
+        </w:rPr>
+        <w:t xml:space="preserve"> April 29</w:t>
+      </w:r>
+      <w:r>
+        <w:rPr>
+          <w:rFonts w:ascii="Times New Roman" w:eastAsia="Times New Roman" w:hAnsi="Times New Roman" w:cs="Times New Roman"/>
+          <w:b/>
+          <w:sz w:val="24"/>
+          <w:szCs w:val="24"/>
+          <w:u w:val="single"/>
+          <w:vertAlign w:val="superscript"/>
+        </w:rPr>
+        <w:t>th</w:t>
+      </w:r>
+      <w:r>
+        <w:rPr>
+          <w:rFonts w:ascii="Times New Roman" w:eastAsia="Times New Roman" w:hAnsi="Times New Roman" w:cs="Times New Roman"/>
+          <w:b/>
+          <w:sz w:val="24"/>
+          <w:szCs w:val="24"/>
+          <w:u w:val="single"/>
+        </w:rPr>
+        <w:t>, 2026</w:t>
+      </w:r>
     </w:p>
     <w:p>
       <w:pPr>
@@ -162,7 +191,17 @@
           <w:sz w:val="24"/>
           <w:szCs w:val="24"/>
         </w:rPr>
-        <w:t>Thro’:</w:t>
+        <w:t>THRO</w:t>
+      </w:r>
+      <w:r>
+        <w:rPr>
+          <w:rFonts w:ascii="Times New Roman" w:eastAsia="Times New Roman" w:hAnsi="Times New Roman" w:cs="Times New Roman"/>
+          <w:b/>
+          <w:bCs/>
+          <w:sz w:val="24"/>
+          <w:szCs w:val="24"/>
+        </w:rPr>
+        <w:t>’:</w:t>
       </w:r>
       <w:r>
         <w:rPr>
@@ -194,27 +233,35 @@
         <w:rPr>
           <w:rFonts w:ascii="Times New Roman" w:eastAsia="Times New Roman" w:hAnsi="Times New Roman" w:cs="Times New Roman"/>
           <w:b/>
-          <w:bCs/>
-          <w:sz w:val="24"/>
-          <w:szCs w:val="24"/>
-        </w:rPr>
-        <w:t>REF:</w:t>
-      </w:r>
-      <w:r>
-        <w:rPr>
-          <w:rFonts w:ascii="Times New Roman" w:eastAsia="Times New Roman" w:hAnsi="Times New Roman" w:cs="Times New Roman"/>
-          <w:sz w:val="24"/>
-          <w:szCs w:val="24"/>
-        </w:rPr>
-        <w:t xml:space="preserve"> KIPRE/SMC/PWM/15/4/2026/02</w:t>
-      </w:r>
-      <w:r>
-        <w:rPr>
-          <w:rFonts w:ascii="Times New Roman" w:eastAsia="Times New Roman" w:hAnsi="Times New Roman" w:cs="Times New Roman"/>
-          <w:sz w:val="24"/>
-          <w:szCs w:val="24"/>
-        </w:rPr>
-        <w:t>.</w:t>
+          <w:sz w:val="24"/>
+          <w:szCs w:val="24"/>
+        </w:rPr>
+        <w:t>FROM</w:t>
+      </w:r>
+      <w:r>
+        <w:rPr>
+          <w:rFonts w:ascii="Times New Roman" w:eastAsia="Times New Roman" w:hAnsi="Times New Roman" w:cs="Times New Roman"/>
+          <w:b/>
+          <w:sz w:val="24"/>
+          <w:szCs w:val="24"/>
+        </w:rPr>
+        <w:t>:</w:t>
+      </w:r>
+      <w:r>
+        <w:rPr>
+          <w:rFonts w:ascii="Times New Roman" w:eastAsia="Times New Roman" w:hAnsi="Times New Roman" w:cs="Times New Roman"/>
+          <w:sz w:val="24"/>
+          <w:szCs w:val="24"/>
+        </w:rPr>
+        <w:t xml:space="preserve"> Patrick Waweru Mwaura</w:t>
+      </w:r>
+      <w:r>
+        <w:rPr>
+          <w:rFonts w:ascii="Times New Roman" w:eastAsia="Times New Roman" w:hAnsi="Times New Roman" w:cs="Times New Roman"/>
+          <w:sz w:val="24"/>
+          <w:szCs w:val="24"/>
+        </w:rPr>
+        <w:t xml:space="preserve"> (DSAS)</w:t>
       </w:r>
       <w:bookmarkStart w:id="0" w:name="_GoBack"/>
       <w:bookmarkEnd w:id="0"/>
@@ -231,15 +278,51 @@
       <w:r>
         <w:rPr>
           <w:rFonts w:ascii="Times New Roman" w:eastAsia="Times New Roman" w:hAnsi="Times New Roman" w:cs="Times New Roman"/>
+          <w:b/>
           <w:bCs/>
           <w:sz w:val="24"/>
           <w:szCs w:val="24"/>
         </w:rPr>
-        <w:t>Dear DG,</w:t>
+        <w:t>REF:</w:t>
+      </w:r>
+      <w:r>
+        <w:rPr>
+          <w:rFonts w:ascii="Times New Roman" w:eastAsia="Times New Roman" w:hAnsi="Times New Roman" w:cs="Times New Roman"/>
+          <w:sz w:val="24"/>
+          <w:szCs w:val="24"/>
+        </w:rPr>
+        <w:t xml:space="preserve"> KIPRE/SMC/PWM/15/4/2026/02</w:t>
+      </w:r>
+      <w:r>
+        <w:rPr>
+          <w:rFonts w:ascii="Times New Roman" w:eastAsia="Times New Roman" w:hAnsi="Times New Roman" w:cs="Times New Roman"/>
+          <w:sz w:val="24"/>
+          <w:szCs w:val="24"/>
+        </w:rPr>
+        <w:t>.</w:t>
       </w:r>
     </w:p>
     <w:p>
       <w:pPr>
+        <w:spacing w:before="100" w:beforeAutospacing="1" w:after="100" w:afterAutospacing="1" w:line="240" w:lineRule="auto"/>
+        <w:rPr>
+          <w:rFonts w:ascii="Times New Roman" w:eastAsia="Times New Roman" w:hAnsi="Times New Roman" w:cs="Times New Roman"/>
+          <w:sz w:val="24"/>
+          <w:szCs w:val="24"/>
+        </w:rPr>
+      </w:pPr>
+      <w:r>
+        <w:rPr>
+          <w:rFonts w:ascii="Times New Roman" w:eastAsia="Times New Roman" w:hAnsi="Times New Roman" w:cs="Times New Roman"/>
+          <w:bCs/>
+          <w:sz w:val="24"/>
+          <w:szCs w:val="24"/>
+        </w:rPr>
+        <w:t>Dear DG,</w:t>
+      </w:r>
+    </w:p>
+    <w:p>
+      <w:pPr>
         <w:spacing w:after="0" w:line="240" w:lineRule="auto"/>
         <w:rPr>
           <w:rFonts w:ascii="Times New Roman" w:eastAsia="Times New Roman" w:hAnsi="Times New Roman" w:cs="Times New Roman"/>
@@ -377,7 +460,7 @@
           <w:sz w:val="24"/>
           <w:szCs w:val="24"/>
         </w:rPr>
-        <w:t>11</w:t>
+        <w:t>8</w:t>
       </w:r>
       <w:r>
         <w:rPr>
@@ -387,7 +470,7 @@
           <w:szCs w:val="24"/>
           <w:vertAlign w:val="superscript"/>
         </w:rPr>
-        <w:t>th</w:t>
+        <w:t>nd</w:t>
       </w:r>
       <w:r>
         <w:rPr>
@@ -396,7 +479,7 @@
           <w:sz w:val="24"/>
           <w:szCs w:val="24"/>
         </w:rPr>
-        <w:t xml:space="preserve"> May- June 5</w:t>
+        <w:t xml:space="preserve"> </w:t>
       </w:r>
       <w:r>
         <w:rPr>
@@ -404,9 +487,36 @@
           <w:b/>
           <w:sz w:val="24"/>
           <w:szCs w:val="24"/>
+        </w:rPr>
+        <w:t>June</w:t>
+      </w:r>
+      <w:r>
+        <w:rPr>
+          <w:rFonts w:ascii="Times New Roman" w:eastAsia="Times New Roman" w:hAnsi="Times New Roman" w:cs="Times New Roman"/>
+          <w:b/>
+          <w:sz w:val="24"/>
+          <w:szCs w:val="24"/>
+        </w:rPr>
+        <w:t xml:space="preserve">– </w:t>
+      </w:r>
+      <w:r>
+        <w:rPr>
+          <w:rFonts w:ascii="Times New Roman" w:eastAsia="Times New Roman" w:hAnsi="Times New Roman" w:cs="Times New Roman"/>
+          <w:b/>
+          <w:sz w:val="24"/>
+          <w:szCs w:val="24"/>
+        </w:rPr>
+        <w:t>3</w:t>
+      </w:r>
+      <w:r>
+        <w:rPr>
+          <w:rFonts w:ascii="Times New Roman" w:eastAsia="Times New Roman" w:hAnsi="Times New Roman" w:cs="Times New Roman"/>
+          <w:b/>
+          <w:sz w:val="24"/>
+          <w:szCs w:val="24"/>
           <w:vertAlign w:val="superscript"/>
         </w:rPr>
-        <w:t xml:space="preserve">th </w:t>
+        <w:t>rd</w:t>
       </w:r>
       <w:r>
         <w:rPr>
@@ -415,7 +525,7 @@
           <w:sz w:val="24"/>
           <w:szCs w:val="24"/>
         </w:rPr>
-        <w:t>, 2026</w:t>
+        <w:t xml:space="preserve"> July; 2026</w:t>
       </w:r>
       <w:r>
         <w:rPr>
@@ -950,7 +1060,23 @@
           <w:sz w:val="24"/>
           <w:szCs w:val="24"/>
         </w:rPr>
-        <w:t xml:space="preserve">Attached are my deployment letter and the KSG </w:t>
+        <w:t>Attach</w:t>
+      </w:r>
+      <w:r>
+        <w:rPr>
+          <w:rFonts w:ascii="Times New Roman" w:eastAsia="Times New Roman" w:hAnsi="Times New Roman" w:cs="Times New Roman"/>
+          <w:sz w:val="24"/>
+          <w:szCs w:val="24"/>
+        </w:rPr>
+        <w:t xml:space="preserve">ed is </w:t>
+      </w:r>
+      <w:r>
+        <w:rPr>
+          <w:rFonts w:ascii="Times New Roman" w:eastAsia="Times New Roman" w:hAnsi="Times New Roman" w:cs="Times New Roman"/>
+          <w:sz w:val="24"/>
+          <w:szCs w:val="24"/>
+        </w:rPr>
+        <w:t xml:space="preserve">the KSG </w:t>
       </w:r>
       <w:proofErr w:type="spellStart"/>
       <w:r>
@@ -968,29 +1094,47 @@
           <w:sz w:val="24"/>
           <w:szCs w:val="24"/>
         </w:rPr>
-        <w:t xml:space="preserve"> invoice for your review.</w:t>
+        <w:t xml:space="preserve"> invoice</w:t>
+      </w:r>
+      <w:r>
+        <w:rPr>
+          <w:rFonts w:ascii="Times New Roman" w:eastAsia="Times New Roman" w:hAnsi="Times New Roman" w:cs="Times New Roman"/>
+          <w:sz w:val="24"/>
+          <w:szCs w:val="24"/>
+        </w:rPr>
+        <w:t xml:space="preserve"> </w:t>
+      </w:r>
+      <w:r>
+        <w:rPr>
+          <w:rFonts w:ascii="Times New Roman" w:eastAsia="Times New Roman" w:hAnsi="Times New Roman" w:cs="Times New Roman"/>
+          <w:sz w:val="24"/>
+          <w:szCs w:val="24"/>
+        </w:rPr>
+        <w:t>for your review.</w:t>
       </w:r>
     </w:p>
     <w:p>
       <w:pPr>
         <w:spacing w:before="100" w:beforeAutospacing="1" w:after="100" w:afterAutospacing="1" w:line="240" w:lineRule="auto"/>
         <w:rPr>
+          <w:noProof/>
+        </w:rPr>
+      </w:pPr>
+      <w:r>
+        <w:rPr>
           <w:rFonts w:ascii="Times New Roman" w:eastAsia="Times New Roman" w:hAnsi="Times New Roman" w:cs="Times New Roman"/>
           <w:b/>
           <w:bCs/>
           <w:sz w:val="24"/>
           <w:szCs w:val="24"/>
         </w:rPr>
-      </w:pPr>
-      <w:r>
-        <w:rPr>
-          <w:rFonts w:ascii="Times New Roman" w:eastAsia="Times New Roman" w:hAnsi="Times New Roman" w:cs="Times New Roman"/>
-          <w:b/>
-          <w:bCs/>
-          <w:sz w:val="24"/>
-          <w:szCs w:val="24"/>
-        </w:rPr>
         <w:t>Yours faithfully,</w:t>
+      </w:r>
+      <w:r>
+        <w:rPr>
+          <w:noProof/>
+        </w:rPr>
+        <w:t xml:space="preserve"> </w:t>
       </w:r>
     </w:p>
     <w:p>
@@ -1018,59 +1162,6 @@
         </w:rPr>
         <w:br/>
         <w:t>Pf. No: 20190118042</w:t>
-      </w:r>
-    </w:p>
-    <w:p>
-      <w:pPr>
-        <w:spacing w:before="100" w:beforeAutospacing="1" w:after="100" w:afterAutospacing="1" w:line="240" w:lineRule="auto"/>
-        <w:rPr>
-          <w:rFonts w:ascii="Times New Roman" w:eastAsia="Times New Roman" w:hAnsi="Times New Roman" w:cs="Times New Roman"/>
-          <w:sz w:val="24"/>
-          <w:szCs w:val="24"/>
-        </w:rPr>
-      </w:pPr>
-      <w:r>
-        <w:rPr>
-          <w:rFonts w:ascii="Times New Roman" w:eastAsia="Times New Roman" w:hAnsi="Times New Roman" w:cs="Times New Roman"/>
-          <w:sz w:val="24"/>
-          <w:szCs w:val="24"/>
-        </w:rPr>
-        <w:lastRenderedPageBreak/>
-        <w:drawing>
-          <wp:inline distT="0" distB="0" distL="0" distR="0" wp14:anchorId="4E999297" wp14:editId="030266B9">
-            <wp:extent cx="6404610" cy="1624965"/>
-            <wp:effectExtent l="0" t="0" r="0" b="0"/>
-            <wp:docPr id="1" name="Picture 1"/>
-            <wp:cNvGraphicFramePr>
-              <a:graphicFrameLocks xmlns:a="http://schemas.openxmlformats.org/drawingml/2006/main" noChangeAspect="1"/>
-            </wp:cNvGraphicFramePr>
-            <a:graphic xmlns:a="http://schemas.openxmlformats.org/drawingml/2006/main">
-              <a:graphicData uri="http://schemas.openxmlformats.org/drawingml/2006/picture">
-                <pic:pic xmlns:pic="http://schemas.openxmlformats.org/drawingml/2006/picture">
-                  <pic:nvPicPr>
-                    <pic:cNvPr id="1" name=""/>
-                    <pic:cNvPicPr/>
-                  </pic:nvPicPr>
-                  <pic:blipFill>
-                    <a:blip r:embed="rId5"/>
-                    <a:stretch>
-                      <a:fillRect/>
-                    </a:stretch>
-                  </pic:blipFill>
-                  <pic:spPr>
-                    <a:xfrm>
-                      <a:off x="0" y="0"/>
-                      <a:ext cx="6404610" cy="1624965"/>
-                    </a:xfrm>
-                    <a:prstGeom prst="rect">
-                      <a:avLst/>
-                    </a:prstGeom>
-                  </pic:spPr>
-                </pic:pic>
-              </a:graphicData>
-            </a:graphic>
-          </wp:inline>
-        </w:drawing>
       </w:r>
     </w:p>
     <w:sectPr>
